--- a/business/policies/ETABLIX-Quality-Management-Arrangements.docx
+++ b/business/policies/ETABLIX-Quality-Management-Arrangements.docx
@@ -327,7 +327,7 @@
                 <w:sz w:val="18"/>
                 <w:szCs w:val="18"/>
               </w:rPr>
-              <w:t xml:space="preserve">[date]</w:t>
+              <w:t xml:space="preserve">5 October 2026</w:t>
             </w:r>
           </w:p>
         </w:tc>
@@ -381,7 +381,7 @@
                 <w:sz w:val="18"/>
                 <w:szCs w:val="18"/>
               </w:rPr>
-              <w:t xml:space="preserve">[date of issue + 12 months]</w:t>
+              <w:t xml:space="preserve">5 October 2027</w:t>
             </w:r>
           </w:p>
         </w:tc>
@@ -433,7 +433,7 @@
                 <w:sz w:val="18"/>
                 <w:szCs w:val="18"/>
               </w:rPr>
-              <w:t xml:space="preserve">[name], Managing Director</w:t>
+              <w:t xml:space="preserve">Justin Ngolu Nseya MCIOB, Managing Director</w:t>
             </w:r>
           </w:p>
         </w:tc>
@@ -487,7 +487,7 @@
                 <w:sz w:val="18"/>
                 <w:szCs w:val="18"/>
               </w:rPr>
-              <w:t xml:space="preserve">[name], Managing Director</w:t>
+              <w:t xml:space="preserve">Justin Ngolu Nseya MCIOB, Managing Director</w:t>
             </w:r>
           </w:p>
         </w:tc>
@@ -1435,7 +1435,7 @@
           <w:sz w:val="20"/>
           <w:szCs w:val="20"/>
         </w:rPr>
-        <w:t xml:space="preserve">Feedback is sought at the end of every engagement and, on engagements longer than [three] months, at the midpoint as well. It is recorded whether it is good or bad, and anything adverse is treated under 3.5.</w:t>
+        <w:t xml:space="preserve">Feedback is sought at the end of every engagement and, on engagements longer than three months, at the midpoint as well. It is recorded whether it is good or bad, and anything adverse is treated under 3.5.</w:t>
       </w:r>
     </w:p>
     <w:p>
@@ -1507,7 +1507,24 @@
           <w:sz w:val="20"/>
           <w:szCs w:val="20"/>
         </w:rPr>
-        <w:t xml:space="preserve">Records are kept of: the written scope, the information received and the date it arrived, the working files behind each output, the checked and initialled issue copy, and all correspondence. They are held [state the system and the backup arrangement] and backed up [frequency]. They are never held only on one device.</w:t>
+        <w:t xml:space="preserve">Records are kept of: the written scope, the information received and the date it arrived, the working files behind each output, the checked and initialled issue copy, and all correspondence. They are never held only on one device.</w:t>
+      </w:r>
+    </w:p>
+    <w:p>
+      <w:pPr>
+        <w:spacing w:after="90" w:before="90" w:line="280"/>
+        <w:ind w:left="170"/>
+      </w:pPr>
+      <w:r>
+        <w:rPr>
+          <w:rFonts w:ascii="Arial" w:cs="Arial" w:eastAsia="Arial" w:hAnsi="Arial"/>
+          <w:i/>
+          <w:iCs/>
+          <w:color w:val="5B6672"/>
+          <w:sz w:val="19"/>
+          <w:szCs w:val="19"/>
+        </w:rPr>
+        <w:t xml:space="preserve">One sentence naming the system records are held in and how it is backed up, then delete this line. An assessor does not need the brand name, but a system with no stated backup is the gap they will ask about — it is clause 7.5 of ISO 9001 and the coverage statement marks 7.5 as documented on the strength of this section.</w:t>
       </w:r>
     </w:p>
     <w:p>
@@ -2082,7 +2099,7 @@
           <w:sz w:val="20"/>
           <w:szCs w:val="20"/>
         </w:rPr>
-        <w:t xml:space="preserve">Name  [name]</w:t>
+        <w:t xml:space="preserve">Name  Justin Ngolu Nseya MCIOB</w:t>
       </w:r>
     </w:p>
     <w:p>
@@ -2114,8 +2131,8 @@
       </w:r>
     </w:p>
     <w:sectPr>
-      <w:headerReference w:type="default" r:id="rId7"/>
-      <w:footerReference w:type="default" r:id="rId8"/>
+      <w:headerReference w:type="default" r:id="rId6"/>
+      <w:footerReference w:type="default" r:id="rId7"/>
       <w:pgSz w:w="11906" w:h="16838" w:orient="portrait"/>
       <w:pgMar w:top="1100" w:right="1100" w:bottom="1100" w:left="1100" w:header="708" w:footer="708" w:gutter="0"/>
       <w:pgNumType/>
@@ -2123,10 +2140,6 @@
     </w:sectPr>
   </w:body>
 </w:document>
-</file>
-
-<file path=word/comments.xml><?xml version="1.0" encoding="utf-8"?>
-<w:comments xmlns:cx="http://schemas.microsoft.com/office/drawing/2014/chartex" xmlns:cx1="http://schemas.microsoft.com/office/drawing/2015/9/8/chartex" xmlns:cx2="http://schemas.microsoft.com/office/drawing/2015/10/21/chartex" xmlns:cx3="http://schemas.microsoft.com/office/drawing/2016/5/9/chartex" xmlns:cx4="http://schemas.microsoft.com/office/drawing/2016/5/10/chartex" xmlns:cx5="http://schemas.microsoft.com/office/drawing/2016/5/11/chartex" xmlns:cx6="http://schemas.microsoft.com/office/drawing/2016/5/12/chartex" xmlns:cx7="http://schemas.microsoft.com/office/drawing/2016/5/13/chartex" xmlns:cx8="http://schemas.microsoft.com/office/drawing/2016/5/14/chartex" xmlns:mc="http://schemas.openxmlformats.org/markup-compatibility/2006" xmlns:aink="http://schemas.microsoft.com/office/drawing/2016/ink" xmlns:am3d="http://schemas.microsoft.com/office/drawing/2017/model3d" xmlns:o="urn:schemas-microsoft-com:office:office" xmlns:r="http://schemas.openxmlformats.org/officeDocument/2006/relationships" xmlns:m="http://schemas.openxmlformats.org/officeDocument/2006/math" xmlns:v="urn:schemas-microsoft-com:vml" xmlns:wp14="http://schemas.microsoft.com/office/word/2010/wordprocessingDrawing" xmlns:wp="http://schemas.openxmlformats.org/drawingml/2006/wordprocessingDrawing" xmlns:w10="urn:schemas-microsoft-com:office:word" xmlns:w="http://schemas.openxmlformats.org/wordprocessingml/2006/main" xmlns:w14="http://schemas.microsoft.com/office/word/2010/wordml" xmlns:w15="http://schemas.microsoft.com/office/word/2012/wordml" xmlns:w16cex="http://schemas.microsoft.com/office/word/2018/wordml/cex" xmlns:w16cid="http://schemas.microsoft.com/office/word/2016/wordml/cid" xmlns:w16="http://schemas.microsoft.com/office/word/2018/wordml" xmlns:w16sdtdh="http://schemas.microsoft.com/office/word/2020/wordml/sdtdatahash" xmlns:w16se="http://schemas.microsoft.com/office/word/2015/wordml/symex" xmlns:wpg="http://schemas.microsoft.com/office/word/2010/wordprocessingGroup" xmlns:wpi="http://schemas.microsoft.com/office/word/2010/wordprocessingInk" xmlns:wne="http://schemas.microsoft.com/office/word/2006/wordml" xmlns:wps="http://schemas.microsoft.com/office/word/2010/wordprocessingShape"/>
 </file>
 
 <file path=word/endnotes.xml><?xml version="1.0" encoding="utf-8"?>
@@ -2281,7 +2294,7 @@
 <w:numbering xmlns:wpc="http://schemas.microsoft.com/office/word/2010/wordprocessingCanvas" xmlns:mc="http://schemas.openxmlformats.org/markup-compatibility/2006" xmlns:o="urn:schemas-microsoft-com:office:office" xmlns:r="http://schemas.openxmlformats.org/officeDocument/2006/relationships" xmlns:m="http://schemas.openxmlformats.org/officeDocument/2006/math" xmlns:v="urn:schemas-microsoft-com:vml" xmlns:wp14="http://schemas.microsoft.com/office/word/2010/wordprocessingDrawing" xmlns:wp="http://schemas.openxmlformats.org/drawingml/2006/wordprocessingDrawing" xmlns:w10="urn:schemas-microsoft-com:office:word" xmlns:w="http://schemas.openxmlformats.org/wordprocessingml/2006/main" xmlns:w14="http://schemas.microsoft.com/office/word/2010/wordml" xmlns:w15="http://schemas.microsoft.com/office/word/2012/wordml" xmlns:wpg="http://schemas.microsoft.com/office/word/2010/wordprocessingGroup" xmlns:wpi="http://schemas.microsoft.com/office/word/2010/wordprocessingInk" xmlns:wne="http://schemas.microsoft.com/office/word/2006/wordml" xmlns:wps="http://schemas.microsoft.com/office/word/2010/wordprocessingShape" mc:Ignorable="w14 w15 wp14">
   <w:abstractNum w:abstractNumId="1" w15:restartNumberingAfterBreak="0">
     <w:multiLevelType w:val="hybridMultilevel"/>
-    <w:lvl w:ilvl="0" w15:tentative="1">
+    <w:lvl w:ilvl="0" w:tentative="1">
       <w:start w:val="1"/>
       <w:numFmt w:val="bullet"/>
       <w:lvlText w:val="●"/>
@@ -2290,7 +2303,7 @@
         <w:ind w:left="720" w:hanging="360"/>
       </w:pPr>
     </w:lvl>
-    <w:lvl w:ilvl="1" w15:tentative="1">
+    <w:lvl w:ilvl="1" w:tentative="1">
       <w:start w:val="1"/>
       <w:numFmt w:val="bullet"/>
       <w:lvlText w:val="○"/>
@@ -2299,7 +2312,7 @@
         <w:ind w:left="1440" w:hanging="360"/>
       </w:pPr>
     </w:lvl>
-    <w:lvl w:ilvl="2" w15:tentative="1">
+    <w:lvl w:ilvl="2" w:tentative="1">
       <w:start w:val="1"/>
       <w:numFmt w:val="bullet"/>
       <w:lvlText w:val="■"/>
@@ -2308,7 +2321,7 @@
         <w:ind w:left="2160" w:hanging="360"/>
       </w:pPr>
     </w:lvl>
-    <w:lvl w:ilvl="3" w15:tentative="1">
+    <w:lvl w:ilvl="3" w:tentative="1">
       <w:start w:val="1"/>
       <w:numFmt w:val="bullet"/>
       <w:lvlText w:val="●"/>
@@ -2317,7 +2330,7 @@
         <w:ind w:left="2880" w:hanging="360"/>
       </w:pPr>
     </w:lvl>
-    <w:lvl w:ilvl="4" w15:tentative="1">
+    <w:lvl w:ilvl="4" w:tentative="1">
       <w:start w:val="1"/>
       <w:numFmt w:val="bullet"/>
       <w:lvlText w:val="○"/>
@@ -2326,7 +2339,7 @@
         <w:ind w:left="3600" w:hanging="360"/>
       </w:pPr>
     </w:lvl>
-    <w:lvl w:ilvl="5" w15:tentative="1">
+    <w:lvl w:ilvl="5" w:tentative="1">
       <w:start w:val="1"/>
       <w:numFmt w:val="bullet"/>
       <w:lvlText w:val="■"/>
@@ -2335,7 +2348,7 @@
         <w:ind w:left="4320" w:hanging="360"/>
       </w:pPr>
     </w:lvl>
-    <w:lvl w:ilvl="6" w15:tentative="1">
+    <w:lvl w:ilvl="6" w:tentative="1">
       <w:start w:val="1"/>
       <w:numFmt w:val="bullet"/>
       <w:lvlText w:val="●"/>
@@ -2344,7 +2357,7 @@
         <w:ind w:left="5040" w:hanging="360"/>
       </w:pPr>
     </w:lvl>
-    <w:lvl w:ilvl="7" w15:tentative="1">
+    <w:lvl w:ilvl="7" w:tentative="1">
       <w:start w:val="1"/>
       <w:numFmt w:val="bullet"/>
       <w:lvlText w:val="●"/>
@@ -2353,7 +2366,7 @@
         <w:ind w:left="5760" w:hanging="360"/>
       </w:pPr>
     </w:lvl>
-    <w:lvl w:ilvl="8" w15:tentative="1">
+    <w:lvl w:ilvl="8" w:tentative="1">
       <w:start w:val="1"/>
       <w:numFmt w:val="bullet"/>
       <w:lvlText w:val="●"/>
@@ -2365,7 +2378,7 @@
   </w:abstractNum>
   <w:abstractNum w:abstractNumId="2" w15:restartNumberingAfterBreak="0">
     <w:multiLevelType w:val="hybridMultilevel"/>
-    <w:lvl w:ilvl="0" w15:tentative="1">
+    <w:lvl w:ilvl="0" w:tentative="1">
       <w:start w:val="1"/>
       <w:numFmt w:val="bullet"/>
       <w:lvlText w:val="–"/>
@@ -2409,6 +2422,10 @@
     </w:rPrDefault>
     <w:pPrDefault/>
   </w:docDefaults>
+  <w:style w:type="paragraph" w:styleId="Normal" w:default="1">
+    <w:name w:val="Normal"/>
+    <w:qFormat/>
+  </w:style>
   <w:style w:type="paragraph" w:styleId="Title">
     <w:name w:val="Title"/>
     <w:basedOn w:val="Normal"/>
@@ -2581,4 +2598,294 @@
     </w:rPr>
   </w:style>
 </w:styles>
+</file>
+
+<file path=word/theme/theme1.xml><?xml version="1.0" encoding="utf-8"?>
+<a:theme xmlns:a="http://schemas.openxmlformats.org/drawingml/2006/main" name="Office Theme">
+  <a:themeElements>
+    <a:clrScheme name="Office">
+      <a:dk1>
+        <a:sysClr val="windowText" lastClr="000000"/>
+      </a:dk1>
+      <a:lt1>
+        <a:sysClr val="window" lastClr="FFFFFF"/>
+      </a:lt1>
+      <a:dk2>
+        <a:srgbClr val="44546A"/>
+      </a:dk2>
+      <a:lt2>
+        <a:srgbClr val="E7E6E6"/>
+      </a:lt2>
+      <a:accent1>
+        <a:srgbClr val="4472C4"/>
+      </a:accent1>
+      <a:accent2>
+        <a:srgbClr val="ED7D31"/>
+      </a:accent2>
+      <a:accent3>
+        <a:srgbClr val="A5A5A5"/>
+      </a:accent3>
+      <a:accent4>
+        <a:srgbClr val="FFC000"/>
+      </a:accent4>
+      <a:accent5>
+        <a:srgbClr val="5B9BD5"/>
+      </a:accent5>
+      <a:accent6>
+        <a:srgbClr val="70AD47"/>
+      </a:accent6>
+      <a:hlink>
+        <a:srgbClr val="0563C1"/>
+      </a:hlink>
+      <a:folHlink>
+        <a:srgbClr val="954F72"/>
+      </a:folHlink>
+    </a:clrScheme>
+    <a:fontScheme name="Office">
+      <a:majorFont>
+        <a:latin typeface="Calibri Light" panose="020F0302020204030204"/>
+        <a:ea typeface=""/>
+        <a:cs typeface=""/>
+        <a:font script="Jpan" typeface="游ゴシック Light"/>
+        <a:font script="Hang" typeface="맑은 고딕"/>
+        <a:font script="Hans" typeface="等线 Light"/>
+        <a:font script="Hant" typeface="新細明體"/>
+        <a:font script="Arab" typeface="Times New Roman"/>
+        <a:font script="Hebr" typeface="Times New Roman"/>
+        <a:font script="Thai" typeface="Angsana New"/>
+        <a:font script="Ethi" typeface="Nyala"/>
+        <a:font script="Beng" typeface="Vrinda"/>
+        <a:font script="Gujr" typeface="Shruti"/>
+        <a:font script="Khmr" typeface="MoolBoran"/>
+        <a:font script="Knda" typeface="Tunga"/>
+        <a:font script="Guru" typeface="Raavi"/>
+        <a:font script="Cans" typeface="Euphemia"/>
+        <a:font script="Cher" typeface="Plantagenet Cherokee"/>
+        <a:font script="Yiii" typeface="Microsoft Yi Baiti"/>
+        <a:font script="Tibt" typeface="Microsoft Himalaya"/>
+        <a:font script="Thaa" typeface="MV Boli"/>
+        <a:font script="Deva" typeface="Mangal"/>
+        <a:font script="Telu" typeface="Gautami"/>
+        <a:font script="Taml" typeface="Latha"/>
+        <a:font script="Syrc" typeface="Estrangelo Edessa"/>
+        <a:font script="Orya" typeface="Kalinga"/>
+        <a:font script="Mlym" typeface="Kartika"/>
+        <a:font script="Laoo" typeface="DokChampa"/>
+        <a:font script="Sinh" typeface="Iskoola Pota"/>
+        <a:font script="Mong" typeface="Mongolian Baiti"/>
+        <a:font script="Viet" typeface="Times New Roman"/>
+        <a:font script="Uigh" typeface="Microsoft Uighur"/>
+        <a:font script="Geor" typeface="Sylfaen"/>
+        <a:font script="Armn" typeface="Arial"/>
+        <a:font script="Bugi" typeface="Leelawadee UI"/>
+        <a:font script="Bopo" typeface="Microsoft JhengHei"/>
+        <a:font script="Java" typeface="Javanese Text"/>
+        <a:font script="Lisu" typeface="Segoe UI"/>
+        <a:font script="Mymr" typeface="Myanmar Text"/>
+        <a:font script="Nkoo" typeface="Ebrima"/>
+        <a:font script="Olck" typeface="Nirmala UI"/>
+        <a:font script="Osma" typeface="Ebrima"/>
+        <a:font script="Phag" typeface="Phagspa"/>
+        <a:font script="Syrn" typeface="Estrangelo Edessa"/>
+        <a:font script="Syrj" typeface="Estrangelo Edessa"/>
+        <a:font script="Syre" typeface="Estrangelo Edessa"/>
+        <a:font script="Sora" typeface="Nirmala UI"/>
+        <a:font script="Tale" typeface="Microsoft Tai Le"/>
+        <a:font script="Talu" typeface="Microsoft New Tai Lue"/>
+        <a:font script="Tfng" typeface="Ebrima"/>
+      </a:majorFont>
+      <a:minorFont>
+        <a:latin typeface="Calibri" panose="020F0502020204030204"/>
+        <a:ea typeface=""/>
+        <a:cs typeface=""/>
+        <a:font script="Jpan" typeface="游明朝"/>
+        <a:font script="Hang" typeface="맑은 고딕"/>
+        <a:font script="Hans" typeface="等线"/>
+        <a:font script="Hant" typeface="新細明體"/>
+        <a:font script="Arab" typeface="Arial"/>
+        <a:font script="Hebr" typeface="Arial"/>
+        <a:font script="Thai" typeface="Cordia New"/>
+        <a:font script="Ethi" typeface="Nyala"/>
+        <a:font script="Beng" typeface="Vrinda"/>
+        <a:font script="Gujr" typeface="Shruti"/>
+        <a:font script="Khmr" typeface="DaunPenh"/>
+        <a:font script="Knda" typeface="Tunga"/>
+        <a:font script="Guru" typeface="Raavi"/>
+        <a:font script="Cans" typeface="Euphemia"/>
+        <a:font script="Cher" typeface="Plantagenet Cherokee"/>
+        <a:font script="Yiii" typeface="Microsoft Yi Baiti"/>
+        <a:font script="Tibt" typeface="Microsoft Himalaya"/>
+        <a:font script="Thaa" typeface="MV Boli"/>
+        <a:font script="Deva" typeface="Mangal"/>
+        <a:font script="Telu" typeface="Gautami"/>
+        <a:font script="Taml" typeface="Latha"/>
+        <a:font script="Syrc" typeface="Estrangelo Edessa"/>
+        <a:font script="Orya" typeface="Kalinga"/>
+        <a:font script="Mlym" typeface="Kartika"/>
+        <a:font script="Laoo" typeface="DokChampa"/>
+        <a:font script="Sinh" typeface="Iskoola Pota"/>
+        <a:font script="Mong" typeface="Mongolian Baiti"/>
+        <a:font script="Viet" typeface="Arial"/>
+        <a:font script="Uigh" typeface="Microsoft Uighur"/>
+        <a:font script="Geor" typeface="Sylfaen"/>
+        <a:font script="Armn" typeface="Arial"/>
+        <a:font script="Bugi" typeface="Leelawadee UI"/>
+        <a:font script="Bopo" typeface="Microsoft JhengHei"/>
+        <a:font script="Java" typeface="Javanese Text"/>
+        <a:font script="Lisu" typeface="Segoe UI"/>
+        <a:font script="Mymr" typeface="Myanmar Text"/>
+        <a:font script="Nkoo" typeface="Ebrima"/>
+        <a:font script="Olck" typeface="Nirmala UI"/>
+        <a:font script="Osma" typeface="Ebrima"/>
+        <a:font script="Phag" typeface="Phagspa"/>
+        <a:font script="Syrn" typeface="Estrangelo Edessa"/>
+        <a:font script="Syrj" typeface="Estrangelo Edessa"/>
+        <a:font script="Syre" typeface="Estrangelo Edessa"/>
+        <a:font script="Sora" typeface="Nirmala UI"/>
+        <a:font script="Tale" typeface="Microsoft Tai Le"/>
+        <a:font script="Talu" typeface="Microsoft New Tai Lue"/>
+        <a:font script="Tfng" typeface="Ebrima"/>
+      </a:minorFont>
+    </a:fontScheme>
+    <a:fmtScheme name="Office">
+      <a:fillStyleLst>
+        <a:solidFill>
+          <a:schemeClr val="phClr"/>
+        </a:solidFill>
+        <a:gradFill rotWithShape="true">
+          <a:gsLst>
+            <a:gs pos="0">
+              <a:schemeClr val="phClr">
+                <a:lumMod val="110000"/>
+                <a:satMod val="105000"/>
+                <a:tint val="67000"/>
+              </a:schemeClr>
+            </a:gs>
+            <a:gs pos="50000">
+              <a:schemeClr val="phClr">
+                <a:lumMod val="105000"/>
+                <a:satMod val="103000"/>
+                <a:tint val="73000"/>
+              </a:schemeClr>
+            </a:gs>
+            <a:gs pos="100000">
+              <a:schemeClr val="phClr">
+                <a:lumMod val="105000"/>
+                <a:satMod val="109000"/>
+                <a:tint val="81000"/>
+              </a:schemeClr>
+            </a:gs>
+          </a:gsLst>
+          <a:lin ang="5400000" scaled="false"/>
+        </a:gradFill>
+        <a:gradFill rotWithShape="true">
+          <a:gsLst>
+            <a:gs pos="0">
+              <a:schemeClr val="phClr">
+                <a:satMod val="103000"/>
+                <a:lumMod val="102000"/>
+                <a:tint val="94000"/>
+              </a:schemeClr>
+            </a:gs>
+            <a:gs pos="50000">
+              <a:schemeClr val="phClr">
+                <a:satMod val="110000"/>
+                <a:lumMod val="100000"/>
+                <a:shade val="100000"/>
+              </a:schemeClr>
+            </a:gs>
+            <a:gs pos="100000">
+              <a:schemeClr val="phClr">
+                <a:lumMod val="99000"/>
+                <a:satMod val="120000"/>
+                <a:shade val="78000"/>
+              </a:schemeClr>
+            </a:gs>
+          </a:gsLst>
+          <a:lin ang="5400000" scaled="false"/>
+        </a:gradFill>
+      </a:fillStyleLst>
+      <a:lnStyleLst>
+        <a:ln w="6350" cap="flat" cmpd="sng" algn="ctr">
+          <a:solidFill>
+            <a:schemeClr val="phClr"/>
+          </a:solidFill>
+          <a:prstDash val="solid"/>
+          <a:miter lim="800000"/>
+        </a:ln>
+        <a:ln w="12700" cap="flat" cmpd="sng" algn="ctr">
+          <a:solidFill>
+            <a:schemeClr val="phClr"/>
+          </a:solidFill>
+          <a:prstDash val="solid"/>
+          <a:miter lim="800000"/>
+        </a:ln>
+        <a:ln w="19050" cap="flat" cmpd="sng" algn="ctr">
+          <a:solidFill>
+            <a:schemeClr val="phClr"/>
+          </a:solidFill>
+          <a:prstDash val="solid"/>
+          <a:miter lim="800000"/>
+        </a:ln>
+      </a:lnStyleLst>
+      <a:effectStyleLst>
+        <a:effectStyle>
+          <a:effectLst/>
+        </a:effectStyle>
+        <a:effectStyle>
+          <a:effectLst/>
+        </a:effectStyle>
+        <a:effectStyle>
+          <a:effectLst>
+            <a:outerShdw blurRad="57150" dist="19050" dir="5400000" algn="ctr" rotWithShape="false">
+              <a:srgbClr val="000000">
+                <a:alpha val="63000"/>
+              </a:srgbClr>
+            </a:outerShdw>
+          </a:effectLst>
+        </a:effectStyle>
+      </a:effectStyleLst>
+      <a:bgFillStyleLst>
+        <a:solidFill>
+          <a:schemeClr val="phClr"/>
+        </a:solidFill>
+        <a:solidFill>
+          <a:schemeClr val="phClr">
+            <a:tint val="95000"/>
+            <a:satMod val="170000"/>
+          </a:schemeClr>
+        </a:solidFill>
+        <a:gradFill rotWithShape="true">
+          <a:gsLst>
+            <a:gs pos="0">
+              <a:schemeClr val="phClr">
+                <a:tint val="93000"/>
+                <a:satMod val="150000"/>
+                <a:shade val="98000"/>
+                <a:lumMod val="102000"/>
+              </a:schemeClr>
+            </a:gs>
+            <a:gs pos="50000">
+              <a:schemeClr val="phClr">
+                <a:tint val="98000"/>
+                <a:satMod val="130000"/>
+                <a:shade val="90000"/>
+                <a:lumMod val="103000"/>
+              </a:schemeClr>
+            </a:gs>
+            <a:gs pos="100000">
+              <a:schemeClr val="phClr">
+                <a:shade val="63000"/>
+                <a:satMod val="120000"/>
+              </a:schemeClr>
+            </a:gs>
+          </a:gsLst>
+          <a:lin ang="5400000" scaled="false"/>
+        </a:gradFill>
+      </a:bgFillStyleLst>
+    </a:fmtScheme>
+  </a:themeElements>
+  <a:objectDefaults/>
+  <a:extraClrSchemeLst/>
+</a:theme>
 </file>
--- a/business/policies/ETABLIX-Quality-Management-Arrangements.docx
+++ b/business/policies/ETABLIX-Quality-Management-Arrangements.docx
@@ -327,7 +327,7 @@
                 <w:sz w:val="18"/>
                 <w:szCs w:val="18"/>
               </w:rPr>
-              <w:t xml:space="preserve">5 October 2026</w:t>
+              <w:t xml:space="preserve">7 October 2026</w:t>
             </w:r>
           </w:p>
         </w:tc>
@@ -381,7 +381,7 @@
                 <w:sz w:val="18"/>
                 <w:szCs w:val="18"/>
               </w:rPr>
-              <w:t xml:space="preserve">5 October 2027</w:t>
+              <w:t xml:space="preserve">7 October 2027</w:t>
             </w:r>
           </w:p>
         </w:tc>
